--- a/javaPlaywright/docs/1. SetUp Document.docx
+++ b/javaPlaywright/docs/1. SetUp Document.docx
@@ -529,7 +529,7 @@
       </w:r>
     </w:p>
     <w:p>
-      <w:hyperlink r:id="rId14" w:history="1">
+      <w:hyperlink r:id="rId14" w:anchor=":~:text=Viewport%20size%20refers%20to%20the,operating%20system%2C%20etc" w:history="1">
         <w:r>
           <w:rPr>
             <w:rStyle w:val="Hyperlink"/>
@@ -795,9 +795,813 @@
       </w:r>
     </w:p>
     <w:p>
+      <w:r>
+        <w:rPr>
+          <w:noProof/>
+        </w:rPr>
+        <w:lastRenderedPageBreak/>
+        <w:drawing>
+          <wp:inline distT="0" distB="0" distL="0" distR="0" wp14:anchorId="445FC019" wp14:editId="03D82863">
+            <wp:extent cx="5943600" cy="2287270"/>
+            <wp:effectExtent l="76200" t="76200" r="133350" b="132080"/>
+            <wp:docPr id="11" name="Picture 11"/>
+            <wp:cNvGraphicFramePr>
+              <a:graphicFrameLocks xmlns:a="http://schemas.openxmlformats.org/drawingml/2006/main" noChangeAspect="1"/>
+            </wp:cNvGraphicFramePr>
+            <a:graphic xmlns:a="http://schemas.openxmlformats.org/drawingml/2006/main">
+              <a:graphicData uri="http://schemas.openxmlformats.org/drawingml/2006/picture">
+                <pic:pic xmlns:pic="http://schemas.openxmlformats.org/drawingml/2006/picture">
+                  <pic:nvPicPr>
+                    <pic:cNvPr id="0" name=""/>
+                    <pic:cNvPicPr/>
+                  </pic:nvPicPr>
+                  <pic:blipFill>
+                    <a:blip r:embed="rId19"/>
+                    <a:stretch>
+                      <a:fillRect/>
+                    </a:stretch>
+                  </pic:blipFill>
+                  <pic:spPr>
+                    <a:xfrm>
+                      <a:off x="0" y="0"/>
+                      <a:ext cx="5943600" cy="2287270"/>
+                    </a:xfrm>
+                    <a:prstGeom prst="rect">
+                      <a:avLst/>
+                    </a:prstGeom>
+                    <a:ln w="38100" cap="sq">
+                      <a:solidFill>
+                        <a:srgbClr val="000000"/>
+                      </a:solidFill>
+                      <a:prstDash val="solid"/>
+                      <a:miter lim="800000"/>
+                    </a:ln>
+                    <a:effectLst>
+                      <a:outerShdw blurRad="50800" dist="38100" dir="2700000" algn="tl" rotWithShape="0">
+                        <a:srgbClr val="000000">
+                          <a:alpha val="43000"/>
+                        </a:srgbClr>
+                      </a:outerShdw>
+                    </a:effectLst>
+                  </pic:spPr>
+                </pic:pic>
+              </a:graphicData>
+            </a:graphic>
+          </wp:inline>
+        </w:drawing>
+      </w:r>
+    </w:p>
+    <w:p>
+      <w:r>
+        <w:rPr>
+          <w:sz w:val="40"/>
+          <w:szCs w:val="40"/>
+          <w:highlight w:val="yellow"/>
+        </w:rPr>
+        <w:t xml:space="preserve">Launching chrome, edge and </w:t>
+      </w:r>
+      <w:r>
+        <w:rPr>
+          <w:sz w:val="40"/>
+          <w:szCs w:val="40"/>
+          <w:highlight w:val="yellow"/>
+        </w:rPr>
+        <w:t>Firefox</w:t>
+      </w:r>
+      <w:r>
+        <w:rPr>
+          <w:sz w:val="40"/>
+          <w:szCs w:val="40"/>
+          <w:highlight w:val="yellow"/>
+        </w:rPr>
+        <w:t xml:space="preserve"> browsers</w:t>
+      </w:r>
+      <w:r>
+        <w:t>:</w:t>
+      </w:r>
+    </w:p>
+    <w:p>
+      <w:r>
+        <w:rPr>
+          <w:sz w:val="28"/>
+          <w:szCs w:val="28"/>
+        </w:rPr>
+        <w:t>Chrome</w:t>
+      </w:r>
+      <w:r>
+        <w:t>:</w:t>
+      </w:r>
+    </w:p>
+    <w:p>
+      <w:r>
+        <w:rPr>
+          <w:noProof/>
+        </w:rPr>
+        <w:drawing>
+          <wp:inline distT="0" distB="0" distL="0" distR="0" wp14:anchorId="42E64591" wp14:editId="1CF7F886">
+            <wp:extent cx="5943600" cy="2863215"/>
+            <wp:effectExtent l="76200" t="76200" r="133350" b="127635"/>
+            <wp:docPr id="16" name="Picture 16"/>
+            <wp:cNvGraphicFramePr>
+              <a:graphicFrameLocks xmlns:a="http://schemas.openxmlformats.org/drawingml/2006/main" noChangeAspect="1"/>
+            </wp:cNvGraphicFramePr>
+            <a:graphic xmlns:a="http://schemas.openxmlformats.org/drawingml/2006/main">
+              <a:graphicData uri="http://schemas.openxmlformats.org/drawingml/2006/picture">
+                <pic:pic xmlns:pic="http://schemas.openxmlformats.org/drawingml/2006/picture">
+                  <pic:nvPicPr>
+                    <pic:cNvPr id="0" name=""/>
+                    <pic:cNvPicPr/>
+                  </pic:nvPicPr>
+                  <pic:blipFill>
+                    <a:blip r:embed="rId20"/>
+                    <a:stretch>
+                      <a:fillRect/>
+                    </a:stretch>
+                  </pic:blipFill>
+                  <pic:spPr>
+                    <a:xfrm>
+                      <a:off x="0" y="0"/>
+                      <a:ext cx="5943600" cy="2863215"/>
+                    </a:xfrm>
+                    <a:prstGeom prst="rect">
+                      <a:avLst/>
+                    </a:prstGeom>
+                    <a:ln w="38100" cap="sq">
+                      <a:solidFill>
+                        <a:srgbClr val="000000"/>
+                      </a:solidFill>
+                      <a:prstDash val="solid"/>
+                      <a:miter lim="800000"/>
+                    </a:ln>
+                    <a:effectLst>
+                      <a:outerShdw blurRad="50800" dist="38100" dir="2700000" algn="tl" rotWithShape="0">
+                        <a:srgbClr val="000000">
+                          <a:alpha val="43000"/>
+                        </a:srgbClr>
+                      </a:outerShdw>
+                    </a:effectLst>
+                  </pic:spPr>
+                </pic:pic>
+              </a:graphicData>
+            </a:graphic>
+          </wp:inline>
+        </w:drawing>
+      </w:r>
+    </w:p>
+    <w:p>
+      <w:r>
+        <w:rPr>
+          <w:sz w:val="28"/>
+          <w:szCs w:val="28"/>
+        </w:rPr>
+        <w:t>Edge</w:t>
+      </w:r>
+      <w:r>
+        <w:t>:</w:t>
+      </w:r>
+    </w:p>
+    <w:p>
+      <w:r>
+        <w:rPr>
+          <w:noProof/>
+        </w:rPr>
+        <w:lastRenderedPageBreak/>
+        <w:drawing>
+          <wp:inline distT="0" distB="0" distL="0" distR="0" wp14:anchorId="4070490A" wp14:editId="05F5957F">
+            <wp:extent cx="5943600" cy="3509645"/>
+            <wp:effectExtent l="76200" t="76200" r="133350" b="128905"/>
+            <wp:docPr id="14" name="Picture 14"/>
+            <wp:cNvGraphicFramePr>
+              <a:graphicFrameLocks xmlns:a="http://schemas.openxmlformats.org/drawingml/2006/main" noChangeAspect="1"/>
+            </wp:cNvGraphicFramePr>
+            <a:graphic xmlns:a="http://schemas.openxmlformats.org/drawingml/2006/main">
+              <a:graphicData uri="http://schemas.openxmlformats.org/drawingml/2006/picture">
+                <pic:pic xmlns:pic="http://schemas.openxmlformats.org/drawingml/2006/picture">
+                  <pic:nvPicPr>
+                    <pic:cNvPr id="0" name=""/>
+                    <pic:cNvPicPr/>
+                  </pic:nvPicPr>
+                  <pic:blipFill>
+                    <a:blip r:embed="rId21"/>
+                    <a:stretch>
+                      <a:fillRect/>
+                    </a:stretch>
+                  </pic:blipFill>
+                  <pic:spPr>
+                    <a:xfrm>
+                      <a:off x="0" y="0"/>
+                      <a:ext cx="5943600" cy="3509645"/>
+                    </a:xfrm>
+                    <a:prstGeom prst="rect">
+                      <a:avLst/>
+                    </a:prstGeom>
+                    <a:ln w="38100" cap="sq">
+                      <a:solidFill>
+                        <a:srgbClr val="000000"/>
+                      </a:solidFill>
+                      <a:prstDash val="solid"/>
+                      <a:miter lim="800000"/>
+                    </a:ln>
+                    <a:effectLst>
+                      <a:outerShdw blurRad="50800" dist="38100" dir="2700000" algn="tl" rotWithShape="0">
+                        <a:srgbClr val="000000">
+                          <a:alpha val="43000"/>
+                        </a:srgbClr>
+                      </a:outerShdw>
+                    </a:effectLst>
+                  </pic:spPr>
+                </pic:pic>
+              </a:graphicData>
+            </a:graphic>
+          </wp:inline>
+        </w:drawing>
+      </w:r>
+    </w:p>
+    <w:p>
+      <w:r>
+        <w:rPr>
+          <w:sz w:val="28"/>
+          <w:szCs w:val="28"/>
+        </w:rPr>
+        <w:t>Firefox</w:t>
+      </w:r>
+      <w:r>
+        <w:t>:</w:t>
+      </w:r>
+    </w:p>
+    <w:p>
+      <w:r>
+        <w:rPr>
+          <w:noProof/>
+        </w:rPr>
+        <w:drawing>
+          <wp:inline distT="0" distB="0" distL="0" distR="0" wp14:anchorId="7CA72407" wp14:editId="246561F3">
+            <wp:extent cx="5943600" cy="3028950"/>
+            <wp:effectExtent l="76200" t="76200" r="133350" b="133350"/>
+            <wp:docPr id="15" name="Picture 15"/>
+            <wp:cNvGraphicFramePr>
+              <a:graphicFrameLocks xmlns:a="http://schemas.openxmlformats.org/drawingml/2006/main" noChangeAspect="1"/>
+            </wp:cNvGraphicFramePr>
+            <a:graphic xmlns:a="http://schemas.openxmlformats.org/drawingml/2006/main">
+              <a:graphicData uri="http://schemas.openxmlformats.org/drawingml/2006/picture">
+                <pic:pic xmlns:pic="http://schemas.openxmlformats.org/drawingml/2006/picture">
+                  <pic:nvPicPr>
+                    <pic:cNvPr id="0" name=""/>
+                    <pic:cNvPicPr/>
+                  </pic:nvPicPr>
+                  <pic:blipFill>
+                    <a:blip r:embed="rId22"/>
+                    <a:stretch>
+                      <a:fillRect/>
+                    </a:stretch>
+                  </pic:blipFill>
+                  <pic:spPr>
+                    <a:xfrm>
+                      <a:off x="0" y="0"/>
+                      <a:ext cx="5943600" cy="3028950"/>
+                    </a:xfrm>
+                    <a:prstGeom prst="rect">
+                      <a:avLst/>
+                    </a:prstGeom>
+                    <a:ln w="38100" cap="sq">
+                      <a:solidFill>
+                        <a:srgbClr val="000000"/>
+                      </a:solidFill>
+                      <a:prstDash val="solid"/>
+                      <a:miter lim="800000"/>
+                    </a:ln>
+                    <a:effectLst>
+                      <a:outerShdw blurRad="50800" dist="38100" dir="2700000" algn="tl" rotWithShape="0">
+                        <a:srgbClr val="000000">
+                          <a:alpha val="43000"/>
+                        </a:srgbClr>
+                      </a:outerShdw>
+                    </a:effectLst>
+                  </pic:spPr>
+                </pic:pic>
+              </a:graphicData>
+            </a:graphic>
+          </wp:inline>
+        </w:drawing>
+      </w:r>
+    </w:p>
+    <w:p>
+      <w:pPr>
+        <w:rPr>
+          <w:sz w:val="40"/>
+          <w:szCs w:val="40"/>
+          <w:highlight w:val="yellow"/>
+        </w:rPr>
+      </w:pPr>
+    </w:p>
+    <w:p>
+      <w:r>
+        <w:rPr>
+          <w:sz w:val="40"/>
+          <w:szCs w:val="40"/>
+          <w:highlight w:val="yellow"/>
+        </w:rPr>
+        <w:lastRenderedPageBreak/>
+        <w:t xml:space="preserve">Launching </w:t>
+      </w:r>
+      <w:r>
+        <w:rPr>
+          <w:sz w:val="40"/>
+          <w:szCs w:val="40"/>
+          <w:highlight w:val="yellow"/>
+        </w:rPr>
+        <w:t>test in Incognito Window</w:t>
+      </w:r>
+      <w:r>
+        <w:t>:</w:t>
+      </w:r>
+    </w:p>
+    <w:p>
+      <w:r>
+        <w:t xml:space="preserve">As of playwright execution was happening in browser in incognito mode or private mode. </w:t>
+      </w:r>
+    </w:p>
+    <w:p>
+      <w:r>
+        <w:rPr>
+          <w:noProof/>
+        </w:rPr>
+        <w:drawing>
+          <wp:inline distT="0" distB="0" distL="0" distR="0" wp14:anchorId="2F3D855C" wp14:editId="262997DE">
+            <wp:extent cx="5943600" cy="3491865"/>
+            <wp:effectExtent l="76200" t="76200" r="133350" b="127635"/>
+            <wp:docPr id="17" name="Picture 17"/>
+            <wp:cNvGraphicFramePr>
+              <a:graphicFrameLocks xmlns:a="http://schemas.openxmlformats.org/drawingml/2006/main" noChangeAspect="1"/>
+            </wp:cNvGraphicFramePr>
+            <a:graphic xmlns:a="http://schemas.openxmlformats.org/drawingml/2006/main">
+              <a:graphicData uri="http://schemas.openxmlformats.org/drawingml/2006/picture">
+                <pic:pic xmlns:pic="http://schemas.openxmlformats.org/drawingml/2006/picture">
+                  <pic:nvPicPr>
+                    <pic:cNvPr id="0" name=""/>
+                    <pic:cNvPicPr/>
+                  </pic:nvPicPr>
+                  <pic:blipFill>
+                    <a:blip r:embed="rId23"/>
+                    <a:stretch>
+                      <a:fillRect/>
+                    </a:stretch>
+                  </pic:blipFill>
+                  <pic:spPr>
+                    <a:xfrm>
+                      <a:off x="0" y="0"/>
+                      <a:ext cx="5943600" cy="3491865"/>
+                    </a:xfrm>
+                    <a:prstGeom prst="rect">
+                      <a:avLst/>
+                    </a:prstGeom>
+                    <a:ln w="38100" cap="sq">
+                      <a:solidFill>
+                        <a:srgbClr val="000000"/>
+                      </a:solidFill>
+                      <a:prstDash val="solid"/>
+                      <a:miter lim="800000"/>
+                    </a:ln>
+                    <a:effectLst>
+                      <a:outerShdw blurRad="50800" dist="38100" dir="2700000" algn="tl" rotWithShape="0">
+                        <a:srgbClr val="000000">
+                          <a:alpha val="43000"/>
+                        </a:srgbClr>
+                      </a:outerShdw>
+                    </a:effectLst>
+                  </pic:spPr>
+                </pic:pic>
+              </a:graphicData>
+            </a:graphic>
+          </wp:inline>
+        </w:drawing>
+      </w:r>
+    </w:p>
+    <w:p>
+      <w:r>
+        <w:t xml:space="preserve">To perform this instead of launch we will use </w:t>
+      </w:r>
+      <w:proofErr w:type="spellStart"/>
+      <w:r>
+        <w:t>launchPersistentContext</w:t>
+      </w:r>
+      <w:proofErr w:type="spellEnd"/>
+      <w:r>
+        <w:t xml:space="preserve">. It accepts 2 parameters. In the first parameter we will use the </w:t>
+      </w:r>
+      <w:r>
+        <w:t>profile path</w:t>
+      </w:r>
+      <w:r>
+        <w:t xml:space="preserve">. Instead of </w:t>
+      </w:r>
+      <w:proofErr w:type="spellStart"/>
+      <w:r>
+        <w:t>LaunchOption</w:t>
+      </w:r>
+      <w:proofErr w:type="spellEnd"/>
+      <w:r>
+        <w:t xml:space="preserve"> we will use </w:t>
+      </w:r>
+      <w:proofErr w:type="spellStart"/>
+      <w:r>
+        <w:t>LaunchPersistentContextOptions</w:t>
+      </w:r>
+      <w:proofErr w:type="spellEnd"/>
+      <w:r>
+        <w:t>.</w:t>
+      </w:r>
+    </w:p>
+    <w:p>
+      <w:r>
+        <w:t>These are the 2 changes.</w:t>
+      </w:r>
+    </w:p>
+    <w:p>
+      <w:r>
+        <w:rPr>
+          <w:noProof/>
+        </w:rPr>
+        <w:lastRenderedPageBreak/>
+        <w:drawing>
+          <wp:inline distT="0" distB="0" distL="0" distR="0" wp14:anchorId="4E3467A2" wp14:editId="6AAAD5F0">
+            <wp:extent cx="5943600" cy="3012440"/>
+            <wp:effectExtent l="76200" t="76200" r="133350" b="130810"/>
+            <wp:docPr id="18" name="Picture 18"/>
+            <wp:cNvGraphicFramePr>
+              <a:graphicFrameLocks xmlns:a="http://schemas.openxmlformats.org/drawingml/2006/main" noChangeAspect="1"/>
+            </wp:cNvGraphicFramePr>
+            <a:graphic xmlns:a="http://schemas.openxmlformats.org/drawingml/2006/main">
+              <a:graphicData uri="http://schemas.openxmlformats.org/drawingml/2006/picture">
+                <pic:pic xmlns:pic="http://schemas.openxmlformats.org/drawingml/2006/picture">
+                  <pic:nvPicPr>
+                    <pic:cNvPr id="0" name=""/>
+                    <pic:cNvPicPr/>
+                  </pic:nvPicPr>
+                  <pic:blipFill>
+                    <a:blip r:embed="rId24"/>
+                    <a:stretch>
+                      <a:fillRect/>
+                    </a:stretch>
+                  </pic:blipFill>
+                  <pic:spPr>
+                    <a:xfrm>
+                      <a:off x="0" y="0"/>
+                      <a:ext cx="5943600" cy="3012440"/>
+                    </a:xfrm>
+                    <a:prstGeom prst="rect">
+                      <a:avLst/>
+                    </a:prstGeom>
+                    <a:ln w="38100" cap="sq">
+                      <a:solidFill>
+                        <a:srgbClr val="000000"/>
+                      </a:solidFill>
+                      <a:prstDash val="solid"/>
+                      <a:miter lim="800000"/>
+                    </a:ln>
+                    <a:effectLst>
+                      <a:outerShdw blurRad="50800" dist="38100" dir="2700000" algn="tl" rotWithShape="0">
+                        <a:srgbClr val="000000">
+                          <a:alpha val="43000"/>
+                        </a:srgbClr>
+                      </a:outerShdw>
+                    </a:effectLst>
+                  </pic:spPr>
+                </pic:pic>
+              </a:graphicData>
+            </a:graphic>
+          </wp:inline>
+        </w:drawing>
+      </w:r>
+    </w:p>
+    <w:p>
+      <w:r>
+        <w:t>We can also execute by passing the chrome executable path.</w:t>
+      </w:r>
+    </w:p>
+    <w:p>
+      <w:r>
+        <w:rPr>
+          <w:noProof/>
+        </w:rPr>
+        <w:drawing>
+          <wp:inline distT="0" distB="0" distL="0" distR="0" wp14:anchorId="687EEBF1" wp14:editId="5992046F">
+            <wp:extent cx="5943600" cy="3576955"/>
+            <wp:effectExtent l="76200" t="76200" r="133350" b="137795"/>
+            <wp:docPr id="19" name="Picture 19"/>
+            <wp:cNvGraphicFramePr>
+              <a:graphicFrameLocks xmlns:a="http://schemas.openxmlformats.org/drawingml/2006/main" noChangeAspect="1"/>
+            </wp:cNvGraphicFramePr>
+            <a:graphic xmlns:a="http://schemas.openxmlformats.org/drawingml/2006/main">
+              <a:graphicData uri="http://schemas.openxmlformats.org/drawingml/2006/picture">
+                <pic:pic xmlns:pic="http://schemas.openxmlformats.org/drawingml/2006/picture">
+                  <pic:nvPicPr>
+                    <pic:cNvPr id="0" name=""/>
+                    <pic:cNvPicPr/>
+                  </pic:nvPicPr>
+                  <pic:blipFill>
+                    <a:blip r:embed="rId25"/>
+                    <a:stretch>
+                      <a:fillRect/>
+                    </a:stretch>
+                  </pic:blipFill>
+                  <pic:spPr>
+                    <a:xfrm>
+                      <a:off x="0" y="0"/>
+                      <a:ext cx="5943600" cy="3576955"/>
+                    </a:xfrm>
+                    <a:prstGeom prst="rect">
+                      <a:avLst/>
+                    </a:prstGeom>
+                    <a:ln w="38100" cap="sq">
+                      <a:solidFill>
+                        <a:srgbClr val="000000"/>
+                      </a:solidFill>
+                      <a:prstDash val="solid"/>
+                      <a:miter lim="800000"/>
+                    </a:ln>
+                    <a:effectLst>
+                      <a:outerShdw blurRad="50800" dist="38100" dir="2700000" algn="tl" rotWithShape="0">
+                        <a:srgbClr val="000000">
+                          <a:alpha val="43000"/>
+                        </a:srgbClr>
+                      </a:outerShdw>
+                    </a:effectLst>
+                  </pic:spPr>
+                </pic:pic>
+              </a:graphicData>
+            </a:graphic>
+          </wp:inline>
+        </w:drawing>
+      </w:r>
+    </w:p>
+    <w:p>
+      <w:r>
+        <w:t>Now suppose we want to launch browser using the default chrome profile.</w:t>
+      </w:r>
+    </w:p>
+    <w:p>
+      <w:r>
+        <w:rPr>
+          <w:noProof/>
+        </w:rPr>
+        <w:lastRenderedPageBreak/>
+        <w:drawing>
+          <wp:inline distT="0" distB="0" distL="0" distR="0" wp14:anchorId="79E224E4" wp14:editId="4DCED912">
+            <wp:extent cx="5943600" cy="1941830"/>
+            <wp:effectExtent l="76200" t="76200" r="133350" b="134620"/>
+            <wp:docPr id="20" name="Picture 20"/>
+            <wp:cNvGraphicFramePr>
+              <a:graphicFrameLocks xmlns:a="http://schemas.openxmlformats.org/drawingml/2006/main" noChangeAspect="1"/>
+            </wp:cNvGraphicFramePr>
+            <a:graphic xmlns:a="http://schemas.openxmlformats.org/drawingml/2006/main">
+              <a:graphicData uri="http://schemas.openxmlformats.org/drawingml/2006/picture">
+                <pic:pic xmlns:pic="http://schemas.openxmlformats.org/drawingml/2006/picture">
+                  <pic:nvPicPr>
+                    <pic:cNvPr id="0" name=""/>
+                    <pic:cNvPicPr/>
+                  </pic:nvPicPr>
+                  <pic:blipFill>
+                    <a:blip r:embed="rId26"/>
+                    <a:stretch>
+                      <a:fillRect/>
+                    </a:stretch>
+                  </pic:blipFill>
+                  <pic:spPr>
+                    <a:xfrm>
+                      <a:off x="0" y="0"/>
+                      <a:ext cx="5943600" cy="1941830"/>
+                    </a:xfrm>
+                    <a:prstGeom prst="rect">
+                      <a:avLst/>
+                    </a:prstGeom>
+                    <a:ln w="38100" cap="sq">
+                      <a:solidFill>
+                        <a:srgbClr val="000000"/>
+                      </a:solidFill>
+                      <a:prstDash val="solid"/>
+                      <a:miter lim="800000"/>
+                    </a:ln>
+                    <a:effectLst>
+                      <a:outerShdw blurRad="50800" dist="38100" dir="2700000" algn="tl" rotWithShape="0">
+                        <a:srgbClr val="000000">
+                          <a:alpha val="43000"/>
+                        </a:srgbClr>
+                      </a:outerShdw>
+                    </a:effectLst>
+                  </pic:spPr>
+                </pic:pic>
+              </a:graphicData>
+            </a:graphic>
+          </wp:inline>
+        </w:drawing>
+      </w:r>
+    </w:p>
+    <w:p>
+      <w:r>
+        <w:rPr>
+          <w:noProof/>
+        </w:rPr>
+        <w:drawing>
+          <wp:inline distT="0" distB="0" distL="0" distR="0" wp14:anchorId="1A43A1B0" wp14:editId="36443C88">
+            <wp:extent cx="5943600" cy="4182110"/>
+            <wp:effectExtent l="76200" t="76200" r="133350" b="142240"/>
+            <wp:docPr id="21" name="Picture 21"/>
+            <wp:cNvGraphicFramePr>
+              <a:graphicFrameLocks xmlns:a="http://schemas.openxmlformats.org/drawingml/2006/main" noChangeAspect="1"/>
+            </wp:cNvGraphicFramePr>
+            <a:graphic xmlns:a="http://schemas.openxmlformats.org/drawingml/2006/main">
+              <a:graphicData uri="http://schemas.openxmlformats.org/drawingml/2006/picture">
+                <pic:pic xmlns:pic="http://schemas.openxmlformats.org/drawingml/2006/picture">
+                  <pic:nvPicPr>
+                    <pic:cNvPr id="0" name=""/>
+                    <pic:cNvPicPr/>
+                  </pic:nvPicPr>
+                  <pic:blipFill>
+                    <a:blip r:embed="rId27"/>
+                    <a:stretch>
+                      <a:fillRect/>
+                    </a:stretch>
+                  </pic:blipFill>
+                  <pic:spPr>
+                    <a:xfrm>
+                      <a:off x="0" y="0"/>
+                      <a:ext cx="5943600" cy="4182110"/>
+                    </a:xfrm>
+                    <a:prstGeom prst="rect">
+                      <a:avLst/>
+                    </a:prstGeom>
+                    <a:ln w="38100" cap="sq">
+                      <a:solidFill>
+                        <a:srgbClr val="000000"/>
+                      </a:solidFill>
+                      <a:prstDash val="solid"/>
+                      <a:miter lim="800000"/>
+                    </a:ln>
+                    <a:effectLst>
+                      <a:outerShdw blurRad="50800" dist="38100" dir="2700000" algn="tl" rotWithShape="0">
+                        <a:srgbClr val="000000">
+                          <a:alpha val="43000"/>
+                        </a:srgbClr>
+                      </a:outerShdw>
+                    </a:effectLst>
+                  </pic:spPr>
+                </pic:pic>
+              </a:graphicData>
+            </a:graphic>
+          </wp:inline>
+        </w:drawing>
+      </w:r>
+    </w:p>
+    <w:p>
+      <w:r>
+        <w:t>We can now see all the history and browser is not launched in incognito mode.</w:t>
+      </w:r>
+    </w:p>
+    <w:p/>
+    <w:p/>
+    <w:p/>
+    <w:p>
+      <w:r>
+        <w:rPr>
+          <w:sz w:val="40"/>
+          <w:szCs w:val="40"/>
+          <w:highlight w:val="yellow"/>
+        </w:rPr>
+        <w:lastRenderedPageBreak/>
+        <w:t>Playwright Navigation methods</w:t>
+      </w:r>
+      <w:r>
+        <w:t>:</w:t>
+      </w:r>
+    </w:p>
+    <w:p>
+      <w:r>
+        <w:t>Here we will see how to navigate to a web page, go back, go forward and reload.</w:t>
+      </w:r>
+    </w:p>
+    <w:p>
+      <w:r>
+        <w:rPr>
+          <w:noProof/>
+        </w:rPr>
+        <w:drawing>
+          <wp:inline distT="0" distB="0" distL="0" distR="0" wp14:anchorId="36630C47" wp14:editId="347BF8D7">
+            <wp:extent cx="5943600" cy="4210050"/>
+            <wp:effectExtent l="76200" t="76200" r="133350" b="133350"/>
+            <wp:docPr id="22" name="Picture 22"/>
+            <wp:cNvGraphicFramePr>
+              <a:graphicFrameLocks xmlns:a="http://schemas.openxmlformats.org/drawingml/2006/main" noChangeAspect="1"/>
+            </wp:cNvGraphicFramePr>
+            <a:graphic xmlns:a="http://schemas.openxmlformats.org/drawingml/2006/main">
+              <a:graphicData uri="http://schemas.openxmlformats.org/drawingml/2006/picture">
+                <pic:pic xmlns:pic="http://schemas.openxmlformats.org/drawingml/2006/picture">
+                  <pic:nvPicPr>
+                    <pic:cNvPr id="0" name=""/>
+                    <pic:cNvPicPr/>
+                  </pic:nvPicPr>
+                  <pic:blipFill>
+                    <a:blip r:embed="rId28"/>
+                    <a:stretch>
+                      <a:fillRect/>
+                    </a:stretch>
+                  </pic:blipFill>
+                  <pic:spPr>
+                    <a:xfrm>
+                      <a:off x="0" y="0"/>
+                      <a:ext cx="5943600" cy="4210050"/>
+                    </a:xfrm>
+                    <a:prstGeom prst="rect">
+                      <a:avLst/>
+                    </a:prstGeom>
+                    <a:ln w="38100" cap="sq">
+                      <a:solidFill>
+                        <a:srgbClr val="000000"/>
+                      </a:solidFill>
+                      <a:prstDash val="solid"/>
+                      <a:miter lim="800000"/>
+                    </a:ln>
+                    <a:effectLst>
+                      <a:outerShdw blurRad="50800" dist="38100" dir="2700000" algn="tl" rotWithShape="0">
+                        <a:srgbClr val="000000">
+                          <a:alpha val="43000"/>
+                        </a:srgbClr>
+                      </a:outerShdw>
+                    </a:effectLst>
+                  </pic:spPr>
+                </pic:pic>
+              </a:graphicData>
+            </a:graphic>
+          </wp:inline>
+        </w:drawing>
+      </w:r>
+    </w:p>
+    <w:p>
+      <w:r>
+        <w:t>We can also add timeout to explicitly instruct the automation script on how much time it should wait for the go back and go forward operation.</w:t>
+      </w:r>
+    </w:p>
+    <w:p>
       <w:bookmarkStart w:id="0" w:name="_GoBack"/>
+      <w:r>
+        <w:rPr>
+          <w:noProof/>
+        </w:rPr>
+        <w:lastRenderedPageBreak/>
+        <w:drawing>
+          <wp:inline distT="0" distB="0" distL="0" distR="0" wp14:anchorId="2C48349B" wp14:editId="2E57DCB7">
+            <wp:extent cx="5943600" cy="4236720"/>
+            <wp:effectExtent l="76200" t="76200" r="133350" b="125730"/>
+            <wp:docPr id="23" name="Picture 23"/>
+            <wp:cNvGraphicFramePr>
+              <a:graphicFrameLocks xmlns:a="http://schemas.openxmlformats.org/drawingml/2006/main" noChangeAspect="1"/>
+            </wp:cNvGraphicFramePr>
+            <a:graphic xmlns:a="http://schemas.openxmlformats.org/drawingml/2006/main">
+              <a:graphicData uri="http://schemas.openxmlformats.org/drawingml/2006/picture">
+                <pic:pic xmlns:pic="http://schemas.openxmlformats.org/drawingml/2006/picture">
+                  <pic:nvPicPr>
+                    <pic:cNvPr id="0" name=""/>
+                    <pic:cNvPicPr/>
+                  </pic:nvPicPr>
+                  <pic:blipFill>
+                    <a:blip r:embed="rId29"/>
+                    <a:stretch>
+                      <a:fillRect/>
+                    </a:stretch>
+                  </pic:blipFill>
+                  <pic:spPr>
+                    <a:xfrm>
+                      <a:off x="0" y="0"/>
+                      <a:ext cx="5943600" cy="4236720"/>
+                    </a:xfrm>
+                    <a:prstGeom prst="rect">
+                      <a:avLst/>
+                    </a:prstGeom>
+                    <a:ln w="38100" cap="sq">
+                      <a:solidFill>
+                        <a:srgbClr val="000000"/>
+                      </a:solidFill>
+                      <a:prstDash val="solid"/>
+                      <a:miter lim="800000"/>
+                    </a:ln>
+                    <a:effectLst>
+                      <a:outerShdw blurRad="50800" dist="38100" dir="2700000" algn="tl" rotWithShape="0">
+                        <a:srgbClr val="000000">
+                          <a:alpha val="43000"/>
+                        </a:srgbClr>
+                      </a:outerShdw>
+                    </a:effectLst>
+                  </pic:spPr>
+                </pic:pic>
+              </a:graphicData>
+            </a:graphic>
+          </wp:inline>
+        </w:drawing>
+      </w:r>
       <w:bookmarkEnd w:id="0"/>
     </w:p>
+    <w:p/>
+    <w:p/>
     <w:sectPr>
       <w:pgSz w:w="12240" w:h="15840"/>
       <w:pgMar w:top="1440" w:right="1440" w:bottom="1440" w:left="1440" w:header="720" w:footer="720" w:gutter="0"/>
